--- a/Устав/_документы/Charter CACF — new version.docx
+++ b/Устав/_документы/Charter CACF — new version.docx
@@ -214,7 +214,27 @@
           <w:szCs w:val="32"/>
           <w:lang w:val="en-GB"/>
         </w:rPr>
-        <w:t>ADOPTED: Resolution № 2 «24» March 2024; new version — by written notice of the Founder № ___ dated «___» __________ 2026</w:t>
+        <w:t xml:space="preserve">ADOPTED: Resolution № 2 «24» March 2024; new version </w:t>
+      </w:r>
+      <w:r>
+        <w:rPr>
+          <w:rFonts w:ascii="Arial" w:hAnsi="Arial" w:cs="Arial"/>
+          <w:b/>
+          <w:sz w:val="32"/>
+          <w:szCs w:val="32"/>
+          <w:lang w:val="en-GB"/>
+        </w:rPr>
+        <w:t>–</w:t>
+      </w:r>
+      <w:r>
+        <w:rPr>
+          <w:rFonts w:ascii="Arial" w:hAnsi="Arial" w:cs="Arial"/>
+          <w:b/>
+          <w:sz w:val="32"/>
+          <w:szCs w:val="32"/>
+          <w:lang w:val="en-GB"/>
+        </w:rPr>
+        <w:t xml:space="preserve"> by written notice of the Founder № ___ dated «___» __________ 2026</w:t>
       </w:r>
     </w:p>
     <w:p>
@@ -1156,7 +1176,6 @@
           <w:szCs w:val="32"/>
           <w:lang w:val="en-GB"/>
         </w:rPr>
-        <w:lastRenderedPageBreak/>
         <w:t>1.5. Entitlement</w:t>
       </w:r>
     </w:p>
@@ -1179,7 +1198,7 @@
           <w:szCs w:val="32"/>
           <w:lang w:val="en-GB"/>
         </w:rPr>
-        <w:t>1) The Foundation is independent in setting its objects, policy and in its operation, under supervision of the Guardian Council;</w:t>
+        <w:t>1) The Foundation is independent in setting its objects, policy and in its operation, under supervision of the Guardian Council exercised in the manner and within the limits set out in the By-laws;</w:t>
       </w:r>
     </w:p>
     <w:p>
@@ -1270,7 +1289,6 @@
           <w:szCs w:val="32"/>
           <w:lang w:val="en-GB"/>
         </w:rPr>
-        <w:lastRenderedPageBreak/>
         <w:t>PART 2: NATURE OF A FOUNDATION</w:t>
       </w:r>
     </w:p>
@@ -1587,7 +1605,6 @@
           <w:szCs w:val="32"/>
           <w:lang w:val="en-GB"/>
         </w:rPr>
-        <w:lastRenderedPageBreak/>
         <w:t>3) Supporting policy development: assist in the development, advocacy, and implementation of policies and regulations that promote environmental sustainability and climate resilience in collaboration with stakeholders;</w:t>
       </w:r>
     </w:p>
@@ -2570,7 +2587,7 @@
         <w:rFonts w:ascii="Calibri" w:hAnsi="Calibri" w:cs="Calibri"/>
         <w:noProof/>
       </w:rPr>
-      <w:t>5</w:t>
+      <w:t>2</w:t>
     </w:r>
     <w:r>
       <w:rPr>

--- a/Устав/_документы/Charter CACF — new version.docx
+++ b/Устав/_документы/Charter CACF — new version.docx
@@ -1176,6 +1176,7 @@
           <w:szCs w:val="32"/>
           <w:lang w:val="en-GB"/>
         </w:rPr>
+        <w:lastRenderedPageBreak/>
         <w:t>1.5. Entitlement</w:t>
       </w:r>
     </w:p>
@@ -1289,6 +1290,7 @@
           <w:szCs w:val="32"/>
           <w:lang w:val="en-GB"/>
         </w:rPr>
+        <w:lastRenderedPageBreak/>
         <w:t>PART 2: NATURE OF A FOUNDATION</w:t>
       </w:r>
     </w:p>
@@ -1605,6 +1607,7 @@
           <w:szCs w:val="32"/>
           <w:lang w:val="en-GB"/>
         </w:rPr>
+        <w:lastRenderedPageBreak/>
         <w:t>3) Supporting policy development: assist in the development, advocacy, and implementation of policies and regulations that promote environmental sustainability and climate resilience in collaboration with stakeholders;</w:t>
       </w:r>
     </w:p>
@@ -1759,6 +1762,7 @@
           <w:szCs w:val="32"/>
           <w:lang w:val="en-GB"/>
         </w:rPr>
+        <w:lastRenderedPageBreak/>
         <w:t>10) Climate and environmental risk assessment: provision of services on the assessment of physical and transition climate risks and environmental risks for government bodies, organisations and investors;</w:t>
       </w:r>
     </w:p>
@@ -1803,7 +1807,25 @@
           <w:szCs w:val="32"/>
           <w:lang w:val="en-GB"/>
         </w:rPr>
-        <w:t>12) Educational activities: training, professional development and capacity building of specialists in climate change, sustainable development and ESG, including through the Training Centre of the Foundation;</w:t>
+        <w:t xml:space="preserve">12) Educational activities: training, professional development and capacity building of </w:t>
+      </w:r>
+      <w:r>
+        <w:rPr>
+          <w:rFonts w:ascii="Arial" w:hAnsi="Arial" w:cs="Arial"/>
+          <w:sz w:val="28"/>
+          <w:szCs w:val="32"/>
+          <w:lang w:val="en-GB"/>
+        </w:rPr>
+        <w:t>specialists in environmental protection, climate change, sustainable development and ESG</w:t>
+      </w:r>
+      <w:r>
+        <w:rPr>
+          <w:rFonts w:ascii="Arial" w:hAnsi="Arial" w:cs="Arial"/>
+          <w:sz w:val="28"/>
+          <w:szCs w:val="32"/>
+          <w:lang w:val="en-GB"/>
+        </w:rPr>
+        <w:t>, including through the Training Centre of the Foundation;</w:t>
       </w:r>
     </w:p>
     <w:p>
@@ -1935,6 +1957,7 @@
           <w:szCs w:val="32"/>
           <w:lang w:val="en-GB"/>
         </w:rPr>
+        <w:lastRenderedPageBreak/>
         <w:t>18) Digital solutions: developing digital tools and platforms, including those based on artificial intelligence and geographic information systems, for collecting, analysing and monitoring environmental and climate data;</w:t>
       </w:r>
     </w:p>
@@ -2107,6 +2130,7 @@
           <w:szCs w:val="32"/>
           <w:lang w:val="en-GB"/>
         </w:rPr>
+        <w:lastRenderedPageBreak/>
         <w:t>PART 6: AMENDMENTS AND REVOCATIONS</w:t>
       </w:r>
     </w:p>
@@ -2301,6 +2325,7 @@
           <w:szCs w:val="32"/>
           <w:lang w:val="en-GB"/>
         </w:rPr>
+        <w:lastRenderedPageBreak/>
         <w:t>Annex 1</w:t>
       </w:r>
     </w:p>
@@ -2381,6 +2406,7 @@
           <w:szCs w:val="32"/>
           <w:lang w:val="en-GB"/>
         </w:rPr>
+        <w:lastRenderedPageBreak/>
         <w:t>Annex 2</w:t>
       </w:r>
     </w:p>
@@ -2448,7 +2474,16 @@
           <w:szCs w:val="32"/>
           <w:lang w:val="en-GB"/>
         </w:rPr>
-        <w:t>2. Deputy CEO Mr. Alexander Kononets ________________</w:t>
+        <w:t>2. Deputy CEO for Strategy and Projects Mr. Alexander Kononets</w:t>
+      </w:r>
+      <w:r>
+        <w:rPr>
+          <w:rFonts w:ascii="Arial" w:hAnsi="Arial" w:cs="Arial"/>
+          <w:sz w:val="28"/>
+          <w:szCs w:val="32"/>
+          <w:lang w:val="en-GB"/>
+        </w:rPr>
+        <w:t xml:space="preserve"> ________________</w:t>
       </w:r>
     </w:p>
     <w:p>
@@ -2587,7 +2622,7 @@
         <w:rFonts w:ascii="Calibri" w:hAnsi="Calibri" w:cs="Calibri"/>
         <w:noProof/>
       </w:rPr>
-      <w:t>2</w:t>
+      <w:t>11</w:t>
     </w:r>
     <w:r>
       <w:rPr>

--- a/Устав/_документы/Charter CACF — new version.docx
+++ b/Устав/_документы/Charter CACF — new version.docx
@@ -2381,7 +2381,24 @@
           <w:lang w:val="en-GB"/>
         </w:rPr>
         <w:tab/>
-        <w:t>Director, Chief Executive Officer, Authorised signature of Climate Action Company Limited Mr Yerlik Karazhan ________________</w:t>
+      </w:r>
+      <w:r>
+        <w:rPr>
+          <w:rFonts w:ascii="Arial" w:hAnsi="Arial" w:cs="Arial"/>
+          <w:sz w:val="28"/>
+          <w:szCs w:val="32"/>
+          <w:lang w:val="en-GB"/>
+        </w:rPr>
+        <w:t>Director, Chief Executive Officer and Authorised Signatory of Climate Action Company Limited</w:t>
+      </w:r>
+      <w:r>
+        <w:rPr>
+          <w:rFonts w:ascii="Arial" w:hAnsi="Arial" w:cs="Arial"/>
+          <w:sz w:val="28"/>
+          <w:szCs w:val="32"/>
+          <w:lang w:val="en-GB"/>
+        </w:rPr>
+        <w:t xml:space="preserve"> Mr Yerlik Karazhan ________________</w:t>
       </w:r>
     </w:p>
     <w:p>
@@ -2622,7 +2639,7 @@
         <w:rFonts w:ascii="Calibri" w:hAnsi="Calibri" w:cs="Calibri"/>
         <w:noProof/>
       </w:rPr>
-      <w:t>11</w:t>
+      <w:t>10</w:t>
     </w:r>
     <w:r>
       <w:rPr>

--- a/Устав/_документы/Charter CACF — new version.docx
+++ b/Устав/_документы/Charter CACF — new version.docx
@@ -2480,37 +2480,6 @@
         <w:rPr>
           <w:rFonts w:ascii="Arial" w:hAnsi="Arial" w:cs="Arial"/>
           <w:sz w:val="28"/>
-          <w:szCs w:val="32"/>
-          <w:lang w:val="en-GB"/>
-        </w:rPr>
-      </w:pPr>
-      <w:r>
-        <w:rPr>
-          <w:rFonts w:ascii="Arial" w:hAnsi="Arial" w:cs="Arial"/>
-          <w:sz w:val="28"/>
-          <w:szCs w:val="32"/>
-          <w:lang w:val="en-GB"/>
-        </w:rPr>
-        <w:t>2. Deputy CEO for Strategy and Projects Mr. Alexander Kononets</w:t>
-      </w:r>
-      <w:r>
-        <w:rPr>
-          <w:rFonts w:ascii="Arial" w:hAnsi="Arial" w:cs="Arial"/>
-          <w:sz w:val="28"/>
-          <w:szCs w:val="32"/>
-          <w:lang w:val="en-GB"/>
-        </w:rPr>
-        <w:t xml:space="preserve"> ________________</w:t>
-      </w:r>
-    </w:p>
-    <w:p>
-      <w:pPr>
-        <w:spacing w:after="240" w:line="360" w:lineRule="auto"/>
-        <w:ind w:firstLine="709"/>
-        <w:jc w:val="both"/>
-        <w:rPr>
-          <w:rFonts w:ascii="Arial" w:hAnsi="Arial" w:cs="Arial"/>
-          <w:sz w:val="28"/>
           <w:szCs w:val="28"/>
           <w:lang w:val="en-GB"/>
         </w:rPr>
@@ -2522,7 +2491,7 @@
           <w:szCs w:val="32"/>
           <w:lang w:val="en-GB"/>
         </w:rPr>
-        <w:t>3. Deputy CEO on administrative issues Murat Temirbekov ________________</w:t>
+        <w:t>2. Deputy CEO on administrative issues Murat Temirbekov ________________</w:t>
       </w:r>
     </w:p>
     <w:sectPr>
@@ -2639,7 +2608,7 @@
         <w:rFonts w:ascii="Calibri" w:hAnsi="Calibri" w:cs="Calibri"/>
         <w:noProof/>
       </w:rPr>
-      <w:t>10</w:t>
+      <w:t>11</w:t>
     </w:r>
     <w:r>
       <w:rPr>
